--- a/class documents/agreement form.docx
+++ b/class documents/agreement form.docx
@@ -103,7 +103,7 @@
           <w:szCs w:val="24"/>
           <w:rtl w:val="0"/>
         </w:rPr>
-        <w:t xml:space="preserve">¡Estamos muy contentos de que te unas a nuestro Taller de Formación Básica Digital! Tu compromiso con este programa te ayudará a adquirir habilidades digitales básicas esenciales. Como muestra de nuestro agradecimiento por tu participación, quienes cumplan con los requisitos de asistencia recibirán una computadora portátil renovada gratuita y un certificado de finalización. Las clases se llevarán a cabo los {Day1} y {Day2} de 11 a. m. a 1 p. m., y cada sesión durará 2 horas por lo tanto al finalizar el programa deberás haber completado un total de 16 horas.</w:t>
+        <w:t xml:space="preserve">¡Estamos muy contentos de que te unas a nuestro Taller de Formación Básica Digital! Tu compromiso con este programa te ayudará a adquirir habilidades digitales básicas esenciales. Como muestra de nuestro agradecimiento por tu participación, quienes cumplan con los requisitos de asistencia recibirán una computadora portátil renovada gratuita y un certificado de finalización. Las clases se llevarán a cabo los Day1 y Day2 de 11 a. m. a 1 p. m., y cada sesión durará 2 horas por lo tanto al finalizar el programa deberás haber completado un total de 16 horas.</w:t>
       </w:r>
     </w:p>
     <w:p>
@@ -140,7 +140,7 @@
           <w:szCs w:val="28"/>
           <w:rtl w:val="0"/>
         </w:rPr>
-        <w:t xml:space="preserve">{Month}</w:t>
+        <w:t xml:space="preserve">Month</w:t>
       </w:r>
       <w:r>
         <w:rPr>
